--- a/tests/fixtures/comments-threaded.docx
+++ b/tests/fixtures/comments-threaded.docx
@@ -56,7 +56,7 @@
 </file>
 
 <file path=word/comments.xml><?xml version="1.0" encoding="utf-8"?>
-<w:comments xmlns:w="http://schemas.openxmlformats.org/wordprocessingml/2006/main" xmlns:w14="http://schemas.microsoft.com/office/word/2010/wordml">
+<w:comments xmlns:w="http://schemas.openxmlformats.org/wordprocessingml/2006/main" xmlns:w14="http://schemas.microsoft.com/office/word/2010/wordml" xmlns:mc="http://schemas.openxmlformats.org/markup-compatibility/2006" mc:Ignorable="w14">
   <w:comment w:id="0" w:author="Alice" w:date="2026-06-12T00:00:00Z" w:initials="A">
     <w:p>
       <w:r>
